--- a/Boek 1 - Grondslagen, vraag en aanbod/1.1 Hoofdstuk Economisch denken en rekenen/1.1.1 Schaarste en economisch denken/1.1.1 Schaarste en economisch denken – verrijking – vragen.docx
+++ b/Boek 1 - Grondslagen, vraag en aanbod/1.1 Hoofdstuk Economisch denken en rekenen/1.1.1 Schaarste en economisch denken/1.1.1 Schaarste en economisch denken – verrijking – vragen.docx
@@ -1103,7 +1103,7 @@
           <w:sz w:val="22"/>
           <w:szCs w:val="22"/>
         </w:rPr>
-        <w:t xml:space="preserve">Welke optie kiest de overheid volgens de 3-stappen-procedure? Bereken ook de alternatieve kosten van die keuze.</w:t>
+        <w:t xml:space="preserve">Welke optie kiest de overheid volgens de 4-stappen-procedure (B02)? Bereken ook de alternatieve kosten van die keuze.</w:t>
       </w:r>
     </w:p>
     <w:p>

--- a/Boek 1 - Grondslagen, vraag en aanbod/1.1 Hoofdstuk Economisch denken en rekenen/1.1.1 Schaarste en economisch denken/1.1.1 Schaarste en economisch denken – verrijking – vragen.docx
+++ b/Boek 1 - Grondslagen, vraag en aanbod/1.1 Hoofdstuk Economisch denken en rekenen/1.1.1 Schaarste en economisch denken/1.1.1 Schaarste en economisch denken – verrijking – vragen.docx
@@ -91,7 +91,7 @@
                 <w:sz w:val="22"/>
                 <w:szCs w:val="22"/>
               </w:rPr>
-              <w:t xml:space="preserve">Deze opgaven vragen om analyse en evaluatie. Je beoordeelt claims, combineert begrippen en beredeneert een oordeel. Baseer je antwoorden op de canonical definities uit de samenvatting.</w:t>
+              <w:t xml:space="preserve">Deze opgaven vragen om analyse en evaluatie. Je beoordeelt claims, combineert begrippen en beredeneert een oordeel. Baseer je antwoorden op de vaste definities uit de samenvatting.</w:t>
             </w:r>
           </w:p>
         </w:tc>
@@ -827,7 +827,7 @@
           <w:sz w:val="22"/>
           <w:szCs w:val="22"/>
         </w:rPr>
-        <w:t xml:space="preserve">Beoordeel deze stelling. Gebruik de canonical definitie van schaarste en leg uit welk denkfout er gemaakt wordt.</w:t>
+        <w:t xml:space="preserve">Beoordeel deze stelling. Gebruik de vaste definitie van schaarste en leg uit welk denkfout er gemaakt wordt.</w:t>
       </w:r>
     </w:p>
     <w:p>
@@ -1103,7 +1103,7 @@
           <w:sz w:val="22"/>
           <w:szCs w:val="22"/>
         </w:rPr>
-        <w:t xml:space="preserve">Welke optie kiest de overheid volgens de 4-stappen-procedure (B02)? Bereken ook de alternatieve kosten van die keuze.</w:t>
+        <w:t xml:space="preserve">Welke optie kiest de overheid volgens de 4-stappenprocedure voor economisch denken? Bereken ook de alternatieve kosten van die keuze.</w:t>
       </w:r>
     </w:p>
     <w:p>
@@ -1128,7 +1128,7 @@
           <w:sz w:val="22"/>
           <w:szCs w:val="22"/>
         </w:rPr>
-        <w:t xml:space="preserve">Verwijs expliciet naar de 4-stappen-procedure voor alternatieve kosten (B02 uit het unit-register): (1) benoem alternatieven, (2) bereken opbrengst per alternatief, (3) rangschik — hoogste niet-gekozen = alternatieve kosten, (4) vergelijk gekozen alternatief met alternatieve kosten voor nettowaarde. Bereken de nettowaarde voor de aanbevolen keuze.</w:t>
+        <w:t xml:space="preserve">Verwijs expliciet naar de 4-stappenprocedure voor economisch denken: (1) benoem alternatieven, (2) bereken opbrengst per alternatief, (3) rangschik — hoogste niet-gekozen = alternatieve kosten, (4) vergelijk gekozen alternatief met alternatieve kosten voor nettowaarde. Bereken de nettowaarde voor de aanbevolen keuze.</w:t>
       </w:r>
     </w:p>
     <w:p>
